--- a/companies/hollowell-ip/People/2023.01.14 - Onboarding - Matthew Parrish.docx
+++ b/companies/hollowell-ip/People/2023.01.14 - Onboarding - Matthew Parrish.docx
@@ -7,27 +7,27 @@
         <w:pStyle w:val="Heading1"/>
       </w:pPr>
       <w:r>
-        <w:t>New Patent Agent: Matthew Parrish</w:t>
+        <w:t>Welcome and first-period record: Matthew Parrish</w:t>
       </w:r>
     </w:p>
     <w:p>
       <w:r>
-        <w:t>Matthew Parrish joined the prosecution group this week, and I am putting this in the file myself, Mary Bradley, so that the people who will work with him know where he sits and what to expect. He comes to us as a patent agent already carrying a full prosecution docket, at home in office actions and examiner interviews, which is exactly the kind of steady production the group set out to add this year. I expect him on live matters within his first weeks rather than after a long settling-in.</w:t>
+        <w:t>Matthew Parrish has now completed his first week as a member of the Prosecution group, where he holds the title of Patent Agent, and the firm is pleased to have him. He was hired principally for search work, and in the ordinary course he will run the prior art searches that support new applications and opinions and prepare the first draft of the landscape tables that go into our portfolio reviews. His first assignments will come from matters already open in the group, so that he learns the firm's search conventions on work whose scope has been settled.</w:t>
       </w:r>
     </w:p>
     <w:p>
       <w:r>
-        <w:t>Matthew Parrish will take office-action responses and run examiner interviews on the hardware and device matters that make up most of the group's book, picking them up mid-file as they come off the docket. His way of working suits the firm: he is economical on the page, tracks every response against its docket number, and writes to the record rather than to the reader, which is the right instinct for a file the next person to open it has to be able to trust. I would rather he pick a matter up in flight than shadow one for a month before touching it.</w:t>
+        <w:t>Matthew reports to Heather Munoz, Partner. She hands out his searches, sets the scope of each one in writing before he begins, and checks the results before any of them are relied on in a filing or a memorandum. His search results go to the responsible attorney and not directly to the client, and each write-up should state which collections, classifications, and date ranges were searched and where coverage may be thin, because the attorney who signs an opinion has to know the limits of the search beneath it. He has said that he would rather leave client-facing drafting to the attorneys, and that suits the role as the firm has defined it.</w:t>
       </w:r>
     </w:p>
     <w:p>
       <w:r>
-        <w:t>He reports to Heather Munoz, Partner, who will assign his first matters, set their order against the docket, and read behind him until the firm's conventions come without thinking. When two matters both look urgent and the true priority is not obvious, that judgment is Heather's to make and not his to settle by guessing, and raising it early is precisely what the firm wants from him. Her review in the first months is less about the substance of a response than about tuning it to the firm's voice, and he should treat that as part of the work rather than a comment on it.</w:t>
+        <w:t>His workstation, building access card, and logins for the docket and the document management system were in place on his first day, and he has signed the confidentiality agreement and listed his prior employers and personal holdings for the conflicts file. Every search is opened under the client's matter number so that his time is recorded against the right matter, and any date he comes across in the course of a search, such as a response period in a related family, goes to docketing the same day it is found. Database charges are booked to the matter as well, and a search that looks likely to run past its estimate should be raised with Heather Munoz before it does.</w:t>
       </w:r>
     </w:p>
     <w:p>
       <w:r>
-        <w:t>Two habits carry more weight here than any written policy, and he appears to hold both: anything resembling an opinion on validity or infringement goes to a partner before it goes anywhere else, and the docket is the one discipline the practice cannot make up for, so he will spend time with the docketing desk in his first days to see how dates are set, confirmed, and held. His access, his seat with the prosecution group, and his opening assignments are already in place, and he should read a stretch of the group's recent office-action responses before he files one of his own. As a first step, he should see Heather Munoz this week to take his first matters.</w:t>
+        <w:t>Mary Bradley will sit down with Matthew and Heather Munoz together once he has finished his first full portfolio landscape, to decide which kinds of search he can then take on with only spot review. Before anything else, he and Heather Munoz will agree the written scope of his first search, and he will run no query until that is done.</w:t>
       </w:r>
     </w:p>
     <w:sectPr>
